--- a/hin/docx/023.content.docx
+++ b/hin/docx/023.content.docx
@@ -220,7 +220,6 @@
       </w:r>
       <w:r>
         <w:rPr>
-          <w:b/>
           <w:lang w:val="hi_IN" w:bidi="hi_IN"/>
         </w:rPr>
         <w:t>यहूदियों</w:t>
@@ -245,18 +244,12 @@
         </w:rPr>
         <w:t xml:space="preserve">यह त्योहार </w:t>
       </w:r>
-      <w:hyperlink r:id="rId13">
-        <w:r>
-          <w:rPr>
-            <w:lang w:val="hi_IN" w:bidi="hi_IN"/>
-          </w:rPr>
-          <w:rPr>
-            <w:color w:val="0000EE"/>
-            <w:u w:val="single"/>
-          </w:rPr>
-          <w:t>इस्राएल</w:t>
-        </w:r>
-      </w:hyperlink>
+      <w:r>
+        <w:rPr>
+          <w:lang w:val="hi_IN" w:bidi="hi_IN"/>
+        </w:rPr>
+        <w:t>इस्राएल</w:t>
+      </w:r>
       <w:r>
         <w:rPr>
           <w:lang w:val="hi_IN" w:bidi="hi_IN"/>
@@ -277,18 +270,13 @@
         </w:rPr>
         <w:t xml:space="preserve">बहुत समय पहले, </w:t>
       </w:r>
-      <w:hyperlink r:id="rId14">
-        <w:r>
-          <w:rPr>
-            <w:lang w:val="hi_IN" w:bidi="hi_IN"/>
-          </w:rPr>
-          <w:rPr>
-            <w:color w:val="0000EE"/>
-            <w:u w:val="single"/>
-          </w:rPr>
-          <w:t>अब्राहम</w:t>
-        </w:r>
-      </w:hyperlink>
+      <w:r>
+        <w:rPr>
+          <w:b/>
+          <w:lang w:val="hi_IN" w:bidi="hi_IN"/>
+        </w:rPr>
+        <w:t>अब्राहम</w:t>
+      </w:r>
       <w:r>
         <w:rPr>
           <w:lang w:val="hi_IN" w:bidi="hi_IN"/>
@@ -323,65 +311,47 @@
       </w:r>
       <w:r>
         <w:rPr>
+          <w:lang w:val="hi_IN" w:bidi="hi_IN"/>
+        </w:rPr>
+        <w:t>दास</w:t>
+      </w:r>
+      <w:r>
+        <w:rPr>
+          <w:lang w:val="hi_IN" w:bidi="hi_IN"/>
+        </w:rPr>
+        <w:t xml:space="preserve"> थे। इस्राएली लोग मिस्र में चार सौ साल तक रह चुके थे! फिर परमेश्वर ने इस्राएलियों में से मूसा को बुलाया कि वह इस्राएलियों को मिस्र से निकाल ले जाए और उन्हें </w:t>
+      </w:r>
+      <w:r>
+        <w:rPr>
           <w:b/>
           <w:lang w:val="hi_IN" w:bidi="hi_IN"/>
         </w:rPr>
-        <w:t>दास</w:t>
-      </w:r>
-      <w:r>
-        <w:rPr>
-          <w:lang w:val="hi_IN" w:bidi="hi_IN"/>
-        </w:rPr>
-        <w:t xml:space="preserve"> थे। इस्राएली लोग मिस्र में चार सौ साल तक रह चुके थे! फिर परमेश्वर ने इस्राएलियों में से मूसा को बुलाया कि वह इस्राएलियों को मिस्र से निकाल ले जाए और उन्हें </w:t>
-      </w:r>
-      <w:hyperlink r:id="rId15">
-        <w:r>
-          <w:rPr>
-            <w:lang w:val="hi_IN" w:bidi="hi_IN"/>
-          </w:rPr>
-          <w:rPr>
-            <w:color w:val="0000EE"/>
-            <w:u w:val="single"/>
-          </w:rPr>
-          <w:t>कनान</w:t>
-        </w:r>
-      </w:hyperlink>
+        <w:t>कनान</w:t>
+      </w:r>
       <w:r>
         <w:rPr>
           <w:lang w:val="hi_IN" w:bidi="hi_IN"/>
         </w:rPr>
         <w:t xml:space="preserve"> वापस ले जाए, वह देश जिसे परमेश्वर ने अब्राहम के वंशजों को देने का वादा किया था मिस्र के </w:t>
       </w:r>
-      <w:hyperlink r:id="rId16">
-        <w:r>
-          <w:rPr>
-            <w:lang w:val="hi_IN" w:bidi="hi_IN"/>
-          </w:rPr>
-          <w:rPr>
-            <w:color w:val="0000EE"/>
-            <w:u w:val="single"/>
-          </w:rPr>
-          <w:t>राजा</w:t>
-        </w:r>
-      </w:hyperlink>
+      <w:r>
+        <w:rPr>
+          <w:lang w:val="hi_IN" w:bidi="hi_IN"/>
+        </w:rPr>
+        <w:t>राजा</w:t>
+      </w:r>
       <w:r>
         <w:rPr>
           <w:lang w:val="hi_IN" w:bidi="hi_IN"/>
         </w:rPr>
         <w:t xml:space="preserve"> ने दासों के इस बड़े समूह को यूँ ही अपने देश से जाने नहीं दिया। राजा ने इस्राएलियों के लिए हालात बहुत कठिन कर दिए, लेकिन परमेश्वर ने मिस्रियों पर नौ विपत्तियाँ भेजीं ताकि राजा उन्हें जाने देने के लिए मजबूर हो जाए। हर विपत्ति के दौरान, राजा वादा करता कि इस्राएली जा सकते हैं, लेकिन जैसे ही परमेश्वर विपत्ति को रोकता, राजा फिर से अपना मन बदल लेता। और इसलिए, परमेश्वर ने दसवीं और सबसे भयानक विपत्ति भेजी: परमेश्वर ने एक </w:t>
       </w:r>
-      <w:hyperlink r:id="rId17">
-        <w:r>
-          <w:rPr>
-            <w:lang w:val="hi_IN" w:bidi="hi_IN"/>
-          </w:rPr>
-          <w:rPr>
-            <w:color w:val="0000EE"/>
-            <w:u w:val="single"/>
-          </w:rPr>
-          <w:t>स्वर्गदूत</w:t>
-        </w:r>
-      </w:hyperlink>
+      <w:r>
+        <w:rPr>
+          <w:lang w:val="hi_IN" w:bidi="hi_IN"/>
+        </w:rPr>
+        <w:t>स्वर्गदूत</w:t>
+      </w:r>
       <w:r>
         <w:rPr>
           <w:lang w:val="hi_IN" w:bidi="hi_IN"/>
@@ -446,7 +416,6 @@
       </w:r>
       <w:r>
         <w:rPr>
-          <w:b/>
           <w:lang w:val="hi_IN" w:bidi="hi_IN"/>
         </w:rPr>
         <w:t>अख़मीरी रोटी के त्योहार</w:t>
@@ -499,18 +468,12 @@
         </w:rPr>
         <w:t xml:space="preserve">नए नियम में, ख़मीर को कई बार </w:t>
       </w:r>
-      <w:hyperlink r:id="rId18">
-        <w:r>
-          <w:rPr>
-            <w:lang w:val="hi_IN" w:bidi="hi_IN"/>
-          </w:rPr>
-          <w:rPr>
-            <w:color w:val="0000EE"/>
-            <w:u w:val="single"/>
-          </w:rPr>
-          <w:t>पाप</w:t>
-        </w:r>
-      </w:hyperlink>
+      <w:r>
+        <w:rPr>
+          <w:lang w:val="hi_IN" w:bidi="hi_IN"/>
+        </w:rPr>
+        <w:t>पाप</w:t>
+      </w:r>
       <w:r>
         <w:rPr>
           <w:lang w:val="hi_IN" w:bidi="hi_IN"/>
